--- a/files/metodicheskie/portfolio-chek-list.docx
+++ b/files/metodicheskie/portfolio-chek-list.docx
@@ -3982,7 +3982,7 @@
         <w:sz w:val="15"/>
         <w:szCs w:val="15"/>
       </w:rPr>
-      <w:t xml:space="preserve">Сайт преподавателя ОБЗР · obzr77.github.io/demin-obzr-site</w:t>
+      <w:t xml:space="preserve">Сайт преподавателя ОБЗР · demin-obzr.ru</w:t>
     </w:r>
     <w:r>
       <w:rPr>

--- a/files/metodicheskie/portfolio-chek-list.docx
+++ b/files/metodicheskie/portfolio-chek-list.docx
@@ -32,7 +32,7 @@
           <w:sz w:val="40"/>
           <w:szCs w:val="40"/>
         </w:rPr>
-        <w:t xml:space="preserve">Портфолио учителя ОБЗР</w:t>
+        <w:t xml:space="preserve">Портфолио учителя ОБЗР: что включить для первой и высшей категории</w:t>
       </w:r>
     </w:p>
     <w:p>
